--- a/exercises/Bài tập tổng hợp 50-53 - Mệnh đề quan hệ/Đề 3.docx
+++ b/exercises/Bài tập tổng hợp 50-53 - Mệnh đề quan hệ/Đề 3.docx
@@ -3,604 +3,2428 @@
 <w:document xmlns:w="http://schemas.openxmlformats.org/wordprocessingml/2006/main">
   <w:body>
     <w:p>
-      <w:r>
-        <w:rPr>
+      <w:pPr>
+        <w:spacing w:before="0" w:after="280"/>
+        <w:keepNext/>
+        <w:jc w:val="center"/>
+      </w:pPr>
+      <w:r>
+        <w:rPr>
+          <w:color w:val="000000"/>
           <w:b/>
         </w:rPr>
-        <w:t xml:space="preserve">ĐỀ TỔNG HỢP 50–53 – ĐỀ 3</w:t>
-      </w:r>
-    </w:p>
-    <w:p>
-      <w:r>
-        <w:t xml:space="preserve">RELATIVE PRONOUNS – RELATIVE ADVERBS – DEFINING / NON-DEFINING – REDUCED RELATIVE CLAUSES</w:t>
-      </w:r>
-    </w:p>
-    <w:p>
-      <w:r>
-        <w:t xml:space="preserve">Họ và tên: __________________________                         Điểm: ________/100</w:t>
-      </w:r>
-    </w:p>
-    <w:p>
-      <w:r>
-        <w:rPr>
+        <w:t>ĐỀ TỔNG HỢP 50–53 – ĐỀ 3</w:t>
+      </w:r>
+    </w:p>
+    <w:p>
+      <w:pPr>
+        <w:spacing w:before="0" w:after="180"/>
+        <w:jc w:val="center"/>
+      </w:pPr>
+      <w:r>
+        <w:rPr>
+          <w:color w:val="000000"/>
           <w:b/>
         </w:rPr>
-        <w:t xml:space="preserve">PHẦN 1. ĐẠI TỪ QUAN HỆ (10 điểm)</w:t>
-      </w:r>
-    </w:p>
-    <w:p>
-      <w:r>
-        <w:t xml:space="preserve">1. The house ___ roof is red belongs to Nam.</w:t>
-      </w:r>
-    </w:p>
-    <w:p>
-      <w:r>
-        <w:t xml:space="preserve">2. The cake ___ Mai made tastes delicious.</w:t>
-      </w:r>
-    </w:p>
-    <w:p>
-      <w:r>
-        <w:t xml:space="preserve">3. Anyone ___ wants to join should register.</w:t>
-      </w:r>
-    </w:p>
-    <w:p>
-      <w:r>
-        <w:t xml:space="preserve">4. The artist ___ paintings are displayed is famous.</w:t>
-      </w:r>
-    </w:p>
-    <w:p>
-      <w:r>
-        <w:t xml:space="preserve">5. The colleague about ___ I told you has arrived.</w:t>
-      </w:r>
-    </w:p>
-    <w:p>
-      <w:r>
-        <w:t xml:space="preserve">6. The woman ___ lives next door is a doctor.</w:t>
-      </w:r>
-    </w:p>
-    <w:p>
-      <w:r>
-        <w:t xml:space="preserve">7. The book ___ I borrowed is interesting.</w:t>
-      </w:r>
-    </w:p>
-    <w:p>
-      <w:r>
-        <w:t xml:space="preserve">8. The man to ___ I spoke was helpful.</w:t>
-      </w:r>
-    </w:p>
-    <w:p>
-      <w:r>
-        <w:t xml:space="preserve">9. This is the dog ___ saved the child.</w:t>
-      </w:r>
-    </w:p>
-    <w:p>
-      <w:r>
-        <w:t xml:space="preserve">10. The student ___ bag was lost called the office.</w:t>
-      </w:r>
-    </w:p>
-    <w:p>
-      <w:r>
-        <w:rPr>
+        <w:t>RELATIVE PRONOUNS – RELATIVE ADVERBS – DEFINING / NON-DEFINING – REDUCED RELATIVE CLAUSES</w:t>
+      </w:r>
+    </w:p>
+    <w:p>
+      <w:pPr>
+        <w:spacing w:before="0" w:after="100"/>
+      </w:pPr>
+      <w:r>
+        <w:rPr>
+          <w:color w:val="000000"/>
+        </w:rPr>
+        <w:t>Họ và tên: __________________________                         Điểm: ________/100</w:t>
+      </w:r>
+    </w:p>
+    <w:p>
+      <w:pPr>
+        <w:spacing w:before="0" w:after="100"/>
+      </w:pPr>
+      <w:r>
+        <w:rPr>
+          <w:color w:val="000000"/>
+        </w:rPr>
+        <w:t>Phạm vi kiến thức: Bài 50–53 — đại từ quan hệ; trạng từ quan hệ; mệnh đề xác định/không xác định; mệnh đề quan hệ rút gọn.</w:t>
+      </w:r>
+    </w:p>
+    <w:p>
+      <w:pPr>
+        <w:spacing w:before="0" w:after="100"/>
+      </w:pPr>
+      <w:r>
+        <w:rPr>
+          <w:color w:val="000000"/>
+        </w:rPr>
+        <w:t>Thời gian làm bài dự kiến: 90 phút.</w:t>
+      </w:r>
+    </w:p>
+    <w:p>
+      <w:pPr>
+        <w:spacing w:before="0" w:after="100"/>
+      </w:pPr>
+      <w:r>
+        <w:rPr>
+          <w:color w:val="000000"/>
+        </w:rPr>
+        <w:t>Tổng điểm: 100 điểm.</w:t>
+      </w:r>
+    </w:p>
+    <w:p>
+      <w:pPr>
+        <w:spacing w:before="0" w:after="120"/>
+      </w:pPr>
+      <w:r>
+        <w:rPr>
+          <w:color w:val="000000"/>
+        </w:rPr>
+        <w:t>Hướng dẫn chung: Làm lần lượt từng phần và kiểm tra vai trò của đại từ/trạng từ quan hệ, dấu phẩy cùng cách rút gọn mệnh đề trước khi nộp bài.</w:t>
+      </w:r>
+    </w:p>
+    <w:p>
+      <w:pPr>
+        <w:spacing w:before="240" w:after="60"/>
+        <w:keepNext/>
+      </w:pPr>
+      <w:r>
+        <w:rPr>
+          <w:color w:val="000000"/>
           <w:b/>
         </w:rPr>
-        <w:t xml:space="preserve">PHẦN 2. TRẠNG TỪ QUAN HỆ (10 điểm)</w:t>
-      </w:r>
-    </w:p>
-    <w:p>
-      <w:r>
-        <w:t xml:space="preserve">1. I cannot understand the reason ___ they refused.</w:t>
-      </w:r>
-    </w:p>
-    <w:p>
-      <w:r>
-        <w:t xml:space="preserve">2. 2019 was the year ___ she graduated.</w:t>
-      </w:r>
-    </w:p>
-    <w:p>
-      <w:r>
-        <w:t xml:space="preserve">3. The park ___ we exercise has reopened.</w:t>
-      </w:r>
-    </w:p>
-    <w:p>
-      <w:r>
-        <w:t xml:space="preserve">4. Tell me the time ___ the train arrives.</w:t>
-      </w:r>
-    </w:p>
-    <w:p>
-      <w:r>
-        <w:t xml:space="preserve">5. This is why / the reason ___ I called you.</w:t>
-      </w:r>
-    </w:p>
-    <w:p>
-      <w:r>
-        <w:t xml:space="preserve">6. This is the house ___ I was born.</w:t>
-      </w:r>
-    </w:p>
-    <w:p>
-      <w:r>
-        <w:t xml:space="preserve">7. I remember the day ___ we first met.</w:t>
-      </w:r>
-    </w:p>
-    <w:p>
-      <w:r>
-        <w:t xml:space="preserve">8. Do you know the reason ___ she left?</w:t>
-      </w:r>
-    </w:p>
-    <w:p>
-      <w:r>
-        <w:t xml:space="preserve">9. Summer is the season ___ many people travel.</w:t>
-      </w:r>
-    </w:p>
-    <w:p>
-      <w:r>
-        <w:t xml:space="preserve">10. The café ___ we had lunch is closed.</w:t>
-      </w:r>
-    </w:p>
-    <w:p>
-      <w:r>
-        <w:rPr>
+        <w:t>PHẦN 1. ĐẠI TỪ QUAN HỆ (10 điểm)</w:t>
+      </w:r>
+    </w:p>
+    <w:p>
+      <w:pPr>
+        <w:spacing w:before="0" w:after="60"/>
+        <w:keepNext/>
+      </w:pPr>
+      <w:r>
+        <w:rPr>
+          <w:color w:val="000000"/>
+          <w:i/>
+        </w:rPr>
+        <w:t>Hướng dẫn: Điền đại từ quan hệ phù hợp với người, vật hoặc sở hữu trong câu.</w:t>
+      </w:r>
+    </w:p>
+    <w:p>
+      <w:pPr>
+        <w:spacing w:before="40" w:after="60"/>
+      </w:pPr>
+      <w:r>
+        <w:rPr>
+          <w:color w:val="000000"/>
+        </w:rPr>
+        <w:t>1. The house ___ roof is red belongs to Nam.</w:t>
+      </w:r>
+    </w:p>
+    <w:p>
+      <w:pPr>
+        <w:spacing w:before="120" w:after="160"/>
+      </w:pPr>
+      <w:r>
+        <w:rPr>
+          <w:color w:val="000000"/>
+        </w:rPr>
+        <w:t>2. The cake ___ Mai made tastes delicious.</w:t>
+      </w:r>
+    </w:p>
+    <w:p>
+      <w:pPr>
+        <w:spacing w:before="120" w:after="160"/>
+      </w:pPr>
+      <w:r>
+        <w:rPr>
+          <w:color w:val="000000"/>
+        </w:rPr>
+        <w:t>3. Anyone ___ wants to join should register.</w:t>
+      </w:r>
+    </w:p>
+    <w:p>
+      <w:pPr>
+        <w:spacing w:before="120" w:after="160"/>
+      </w:pPr>
+      <w:r>
+        <w:rPr>
+          <w:color w:val="000000"/>
+        </w:rPr>
+        <w:t>4. The artist ___ paintings are displayed is famous.</w:t>
+      </w:r>
+    </w:p>
+    <w:p>
+      <w:pPr>
+        <w:spacing w:before="120" w:after="160"/>
+      </w:pPr>
+      <w:r>
+        <w:rPr>
+          <w:color w:val="000000"/>
+        </w:rPr>
+        <w:t>5. The colleague about ___ I told you has arrived.</w:t>
+      </w:r>
+    </w:p>
+    <w:p>
+      <w:pPr>
+        <w:spacing w:before="120" w:after="160"/>
+      </w:pPr>
+      <w:r>
+        <w:rPr>
+          <w:color w:val="000000"/>
+        </w:rPr>
+        <w:t>6. The woman ___ lives next door is a doctor.</w:t>
+      </w:r>
+    </w:p>
+    <w:p>
+      <w:pPr>
+        <w:spacing w:before="120" w:after="160"/>
+      </w:pPr>
+      <w:r>
+        <w:rPr>
+          <w:color w:val="000000"/>
+        </w:rPr>
+        <w:t>7. The book ___ I borrowed is interesting.</w:t>
+      </w:r>
+    </w:p>
+    <w:p>
+      <w:pPr>
+        <w:spacing w:before="120" w:after="160"/>
+      </w:pPr>
+      <w:r>
+        <w:rPr>
+          <w:color w:val="000000"/>
+        </w:rPr>
+        <w:t>8. The man to ___ I spoke was helpful.</w:t>
+      </w:r>
+    </w:p>
+    <w:p>
+      <w:pPr>
+        <w:spacing w:before="120" w:after="160"/>
+      </w:pPr>
+      <w:r>
+        <w:rPr>
+          <w:color w:val="000000"/>
+        </w:rPr>
+        <w:t>9. This is the dog ___ saved the child.</w:t>
+      </w:r>
+    </w:p>
+    <w:p>
+      <w:pPr>
+        <w:spacing w:before="120" w:after="160"/>
+      </w:pPr>
+      <w:r>
+        <w:rPr>
+          <w:color w:val="000000"/>
+        </w:rPr>
+        <w:t>10. The student ___ bag was lost called the office.</w:t>
+      </w:r>
+    </w:p>
+    <w:p>
+      <w:pPr>
+        <w:spacing w:before="240" w:after="60"/>
+        <w:keepNext/>
+      </w:pPr>
+      <w:r>
+        <w:rPr>
+          <w:color w:val="000000"/>
           <w:b/>
         </w:rPr>
-        <w:t xml:space="preserve">PHẦN 3. NỐI CÂU BẰNG MỆNH ĐỀ QUAN HỆ (10 điểm)</w:t>
-      </w:r>
-    </w:p>
-    <w:p>
-      <w:r>
-        <w:t xml:space="preserve">1. The bicycle belongs to Lan. Its wheel is broken.</w:t>
-      </w:r>
-    </w:p>
-    <w:p>
-      <w:r>
-        <w:t xml:space="preserve">2. July is the month. We usually travel then.</w:t>
-      </w:r>
-    </w:p>
-    <w:p>
-      <w:r>
-        <w:t xml:space="preserve">3. The song became popular. Nam wrote it.</w:t>
-      </w:r>
-    </w:p>
-    <w:p>
-      <w:r>
-        <w:t xml:space="preserve">4. I know a man. His daughter won the prize.</w:t>
-      </w:r>
-    </w:p>
-    <w:p>
-      <w:r>
-        <w:t xml:space="preserve">5. Nobody knows the reason. The machine stopped for that reason.</w:t>
-      </w:r>
-    </w:p>
-    <w:p>
-      <w:r>
-        <w:t xml:space="preserve">6. I met a woman. She designs bridges.</w:t>
-      </w:r>
-    </w:p>
-    <w:p>
-      <w:r>
-        <w:t xml:space="preserve">7. The laptop is very fast. I bought it yesterday.</w:t>
-      </w:r>
-    </w:p>
-    <w:p>
-      <w:r>
-        <w:t xml:space="preserve">8. That is the boy. His father is a pilot.</w:t>
-      </w:r>
-    </w:p>
-    <w:p>
-      <w:r>
-        <w:t xml:space="preserve">9. We visited the town. My mother grew up there.</w:t>
-      </w:r>
-    </w:p>
-    <w:p>
-      <w:r>
-        <w:t xml:space="preserve">10. I remember the evening. We heard the news then.</w:t>
-      </w:r>
-    </w:p>
-    <w:p>
-      <w:r>
-        <w:rPr>
+        <w:t>PHẦN 2. TRẠNG TỪ QUAN HỆ (10 điểm)</w:t>
+      </w:r>
+    </w:p>
+    <w:p>
+      <w:pPr>
+        <w:spacing w:before="0" w:after="60"/>
+        <w:keepNext/>
+      </w:pPr>
+      <w:r>
+        <w:rPr>
+          <w:color w:val="000000"/>
+          <w:i/>
+        </w:rPr>
+        <w:t>Hướng dẫn: Điền trạng từ quan hệ where, when hoặc why phù hợp.</w:t>
+      </w:r>
+    </w:p>
+    <w:p>
+      <w:pPr>
+        <w:spacing w:before="40" w:after="60"/>
+      </w:pPr>
+      <w:r>
+        <w:rPr>
+          <w:color w:val="000000"/>
+        </w:rPr>
+        <w:t>1. I cannot understand the reason ___ they refused.</w:t>
+      </w:r>
+    </w:p>
+    <w:p>
+      <w:pPr>
+        <w:spacing w:before="120" w:after="160"/>
+      </w:pPr>
+      <w:r>
+        <w:rPr>
+          <w:color w:val="000000"/>
+        </w:rPr>
+        <w:t>2. 2019 was the year ___ she graduated.</w:t>
+      </w:r>
+    </w:p>
+    <w:p>
+      <w:pPr>
+        <w:spacing w:before="120" w:after="160"/>
+      </w:pPr>
+      <w:r>
+        <w:rPr>
+          <w:color w:val="000000"/>
+        </w:rPr>
+        <w:t>3. The park ___ we exercise has reopened.</w:t>
+      </w:r>
+    </w:p>
+    <w:p>
+      <w:pPr>
+        <w:spacing w:before="120" w:after="160"/>
+      </w:pPr>
+      <w:r>
+        <w:rPr>
+          <w:color w:val="000000"/>
+        </w:rPr>
+        <w:t>4. Tell me the time ___ the train arrives.</w:t>
+      </w:r>
+    </w:p>
+    <w:p>
+      <w:pPr>
+        <w:spacing w:before="120" w:after="160"/>
+      </w:pPr>
+      <w:r>
+        <w:rPr>
+          <w:color w:val="000000"/>
+        </w:rPr>
+        <w:t>5. This is why / the reason ___ I called you.</w:t>
+      </w:r>
+    </w:p>
+    <w:p>
+      <w:pPr>
+        <w:spacing w:before="120" w:after="160"/>
+      </w:pPr>
+      <w:r>
+        <w:rPr>
+          <w:color w:val="000000"/>
+        </w:rPr>
+        <w:t>6. This is the house ___ I was born.</w:t>
+      </w:r>
+    </w:p>
+    <w:p>
+      <w:pPr>
+        <w:spacing w:before="120" w:after="160"/>
+      </w:pPr>
+      <w:r>
+        <w:rPr>
+          <w:color w:val="000000"/>
+        </w:rPr>
+        <w:t>7. I remember the day ___ we first met.</w:t>
+      </w:r>
+    </w:p>
+    <w:p>
+      <w:pPr>
+        <w:spacing w:before="120" w:after="160"/>
+      </w:pPr>
+      <w:r>
+        <w:rPr>
+          <w:color w:val="000000"/>
+        </w:rPr>
+        <w:t>8. Do you know the reason ___ she left?</w:t>
+      </w:r>
+    </w:p>
+    <w:p>
+      <w:pPr>
+        <w:spacing w:before="120" w:after="160"/>
+      </w:pPr>
+      <w:r>
+        <w:rPr>
+          <w:color w:val="000000"/>
+        </w:rPr>
+        <w:t>9. Summer is the season ___ many people travel.</w:t>
+      </w:r>
+    </w:p>
+    <w:p>
+      <w:pPr>
+        <w:spacing w:before="120" w:after="160"/>
+      </w:pPr>
+      <w:r>
+        <w:rPr>
+          <w:color w:val="000000"/>
+        </w:rPr>
+        <w:t>10. The café ___ we had lunch is closed.</w:t>
+      </w:r>
+    </w:p>
+    <w:p>
+      <w:pPr>
+        <w:spacing w:before="240" w:after="60"/>
+        <w:keepNext/>
+      </w:pPr>
+      <w:r>
+        <w:rPr>
+          <w:color w:val="000000"/>
           <w:b/>
         </w:rPr>
-        <w:t xml:space="preserve">PHẦN 4. MỆNH ĐỀ XÁC ĐỊNH / KHÔNG XÁC ĐỊNH VÀ DẤU PHẨY (10 điểm)</w:t>
-      </w:r>
-    </w:p>
-    <w:p>
-      <w:r>
-        <w:t xml:space="preserve">1. The employees who arrived late apologized.</w:t>
-      </w:r>
-    </w:p>
-    <w:p>
-      <w:r>
-        <w:t xml:space="preserve">2. Paris which I visited in June was wonderful.</w:t>
-      </w:r>
-    </w:p>
-    <w:p>
-      <w:r>
-        <w:t xml:space="preserve">3. The phone that has a cracked screen is mine.</w:t>
-      </w:r>
-    </w:p>
-    <w:p>
-      <w:r>
-        <w:t xml:space="preserve">4. Ms Hoa whom everyone respects is retiring.</w:t>
-      </w:r>
-    </w:p>
-    <w:p>
-      <w:r>
-        <w:t xml:space="preserve">5. The Mekong River which flows through several countries is important.</w:t>
-      </w:r>
-    </w:p>
-    <w:p>
-      <w:r>
-        <w:t xml:space="preserve">6. My brother who lives in Da Nang is an engineer. (one brother)</w:t>
-      </w:r>
-    </w:p>
-    <w:p>
-      <w:r>
-        <w:t xml:space="preserve">7. Hanoi which is the capital of Vietnam is very busy.</w:t>
-      </w:r>
-    </w:p>
-    <w:p>
-      <w:r>
-        <w:t xml:space="preserve">8. Students who finish early may leave.</w:t>
-      </w:r>
-    </w:p>
-    <w:p>
-      <w:r>
-        <w:t xml:space="preserve">9. Mr. Long our new principal spoke at the meeting.</w:t>
-      </w:r>
-    </w:p>
-    <w:p>
-      <w:r>
-        <w:t xml:space="preserve">10. The book that is on the table is mine.</w:t>
-      </w:r>
-    </w:p>
-    <w:p>
-      <w:r>
-        <w:rPr>
+        <w:t>PHẦN 3. NỐI CÂU BẰNG MỆNH ĐỀ QUAN HỆ (10 điểm)</w:t>
+      </w:r>
+    </w:p>
+    <w:p>
+      <w:pPr>
+        <w:spacing w:before="0" w:after="60"/>
+        <w:keepNext/>
+      </w:pPr>
+      <w:r>
+        <w:rPr>
+          <w:color w:val="000000"/>
+          <w:i/>
+        </w:rPr>
+        <w:t>Hướng dẫn: Nối mỗi cặp câu bằng một mệnh đề quan hệ phù hợp.</w:t>
+      </w:r>
+    </w:p>
+    <w:p>
+      <w:pPr>
+        <w:spacing w:before="40" w:after="60"/>
+      </w:pPr>
+      <w:r>
+        <w:rPr>
+          <w:color w:val="000000"/>
+        </w:rPr>
+        <w:t>1. The bicycle belongs to Lan. Its wheel is broken.</w:t>
+      </w:r>
+    </w:p>
+    <w:p>
+      <w:pPr>
+        <w:spacing w:before="120" w:after="160"/>
+      </w:pPr>
+      <w:r>
+        <w:rPr>
+          <w:color w:val="000000"/>
+        </w:rPr>
+        <w:t>2. July is the month. We usually travel then.</w:t>
+      </w:r>
+    </w:p>
+    <w:p>
+      <w:pPr>
+        <w:spacing w:before="120" w:after="160"/>
+      </w:pPr>
+      <w:r>
+        <w:rPr>
+          <w:color w:val="000000"/>
+        </w:rPr>
+        <w:t>3. The song became popular. Nam wrote it.</w:t>
+      </w:r>
+    </w:p>
+    <w:p>
+      <w:pPr>
+        <w:spacing w:before="120" w:after="160"/>
+      </w:pPr>
+      <w:r>
+        <w:rPr>
+          <w:color w:val="000000"/>
+        </w:rPr>
+        <w:t>4. I know a man. His daughter won the prize.</w:t>
+      </w:r>
+    </w:p>
+    <w:p>
+      <w:pPr>
+        <w:spacing w:before="120" w:after="160"/>
+      </w:pPr>
+      <w:r>
+        <w:rPr>
+          <w:color w:val="000000"/>
+        </w:rPr>
+        <w:t>5. Nobody knows the reason. The machine stopped for that reason.</w:t>
+      </w:r>
+    </w:p>
+    <w:p>
+      <w:pPr>
+        <w:spacing w:before="120" w:after="160"/>
+      </w:pPr>
+      <w:r>
+        <w:rPr>
+          <w:color w:val="000000"/>
+        </w:rPr>
+        <w:t>6. I met a woman. She designs bridges.</w:t>
+      </w:r>
+    </w:p>
+    <w:p>
+      <w:pPr>
+        <w:spacing w:before="120" w:after="160"/>
+      </w:pPr>
+      <w:r>
+        <w:rPr>
+          <w:color w:val="000000"/>
+        </w:rPr>
+        <w:t>7. The laptop is very fast. I bought it yesterday.</w:t>
+      </w:r>
+    </w:p>
+    <w:p>
+      <w:pPr>
+        <w:spacing w:before="120" w:after="160"/>
+      </w:pPr>
+      <w:r>
+        <w:rPr>
+          <w:color w:val="000000"/>
+        </w:rPr>
+        <w:t>8. That is the boy. His father is a pilot.</w:t>
+      </w:r>
+    </w:p>
+    <w:p>
+      <w:pPr>
+        <w:spacing w:before="120" w:after="160"/>
+      </w:pPr>
+      <w:r>
+        <w:rPr>
+          <w:color w:val="000000"/>
+        </w:rPr>
+        <w:t>9. We visited the town. My mother grew up there.</w:t>
+      </w:r>
+    </w:p>
+    <w:p>
+      <w:pPr>
+        <w:spacing w:before="120" w:after="160"/>
+      </w:pPr>
+      <w:r>
+        <w:rPr>
+          <w:color w:val="000000"/>
+        </w:rPr>
+        <w:t>10. I remember the evening. We heard the news then.</w:t>
+      </w:r>
+    </w:p>
+    <w:p>
+      <w:pPr>
+        <w:spacing w:before="240" w:after="60"/>
+        <w:keepNext/>
+      </w:pPr>
+      <w:r>
+        <w:rPr>
+          <w:color w:val="000000"/>
           <w:b/>
         </w:rPr>
-        <w:t xml:space="preserve">PHẦN 5. RÚT GỌN MỆNH ĐỀ QUAN HỆ (10 điểm)</w:t>
-      </w:r>
-    </w:p>
-    <w:p>
-      <w:r>
-        <w:t xml:space="preserve">1. The car which was stolen yesterday has been found.</w:t>
-      </w:r>
-    </w:p>
-    <w:p>
-      <w:r>
-        <w:t xml:space="preserve">2. Nam was the last guest who arrived.</w:t>
-      </w:r>
-    </w:p>
-    <w:p>
-      <w:r>
-        <w:t xml:space="preserve">3. The children who are playing outside are my neighbors.</w:t>
-      </w:r>
-    </w:p>
-    <w:p>
-      <w:r>
-        <w:t xml:space="preserve">4. The documents which were sent this morning are important.</w:t>
-      </w:r>
-    </w:p>
-    <w:p>
-      <w:r>
-        <w:t xml:space="preserve">5. She has no one who can help her.</w:t>
-      </w:r>
-    </w:p>
-    <w:p>
-      <w:r>
-        <w:t xml:space="preserve">6. The man who is standing at the gate is my uncle.</w:t>
-      </w:r>
-    </w:p>
-    <w:p>
-      <w:r>
-        <w:t xml:space="preserve">7. The books which were published last year sold well.</w:t>
-      </w:r>
-    </w:p>
-    <w:p>
-      <w:r>
-        <w:t xml:space="preserve">8. The first student who finishes will win.</w:t>
-      </w:r>
-    </w:p>
-    <w:p>
-      <w:r>
-        <w:t xml:space="preserve">9. People who live near the coast should prepare.</w:t>
-      </w:r>
-    </w:p>
-    <w:p>
-      <w:r>
-        <w:t xml:space="preserve">10. The bridge which was damaged in the storm is closed.</w:t>
-      </w:r>
-    </w:p>
-    <w:p>
-      <w:r>
-        <w:rPr>
+        <w:t>PHẦN 4. MỆNH ĐỀ XÁC ĐỊNH / KHÔNG XÁC ĐỊNH VÀ DẤU PHẨY (10 điểm)</w:t>
+      </w:r>
+    </w:p>
+    <w:p>
+      <w:pPr>
+        <w:spacing w:before="0" w:after="60"/>
+        <w:keepNext/>
+      </w:pPr>
+      <w:r>
+        <w:rPr>
+          <w:color w:val="000000"/>
+          <w:i/>
+        </w:rPr>
+        <w:t>Hướng dẫn: Thêm dấu phẩy và điều chỉnh mệnh đề quan hệ xác định/không xác định khi cần.</w:t>
+      </w:r>
+    </w:p>
+    <w:p>
+      <w:pPr>
+        <w:spacing w:before="40" w:after="60"/>
+      </w:pPr>
+      <w:r>
+        <w:rPr>
+          <w:color w:val="000000"/>
+        </w:rPr>
+        <w:t>1. The employees who arrived late apologized.</w:t>
+      </w:r>
+    </w:p>
+    <w:p>
+      <w:pPr>
+        <w:spacing w:before="120" w:after="160"/>
+      </w:pPr>
+      <w:r>
+        <w:rPr>
+          <w:color w:val="000000"/>
+        </w:rPr>
+        <w:t>2. Paris which I visited in June was wonderful.</w:t>
+      </w:r>
+    </w:p>
+    <w:p>
+      <w:pPr>
+        <w:spacing w:before="120" w:after="160"/>
+      </w:pPr>
+      <w:r>
+        <w:rPr>
+          <w:color w:val="000000"/>
+        </w:rPr>
+        <w:t>3. The phone that has a cracked screen is mine.</w:t>
+      </w:r>
+    </w:p>
+    <w:p>
+      <w:pPr>
+        <w:spacing w:before="120" w:after="160"/>
+      </w:pPr>
+      <w:r>
+        <w:rPr>
+          <w:color w:val="000000"/>
+        </w:rPr>
+        <w:t>4. Ms Hoa whom everyone respects is retiring.</w:t>
+      </w:r>
+    </w:p>
+    <w:p>
+      <w:pPr>
+        <w:spacing w:before="120" w:after="160"/>
+      </w:pPr>
+      <w:r>
+        <w:rPr>
+          <w:color w:val="000000"/>
+        </w:rPr>
+        <w:t>5. The Mekong River which flows through several countries is important.</w:t>
+      </w:r>
+    </w:p>
+    <w:p>
+      <w:pPr>
+        <w:spacing w:before="120" w:after="160"/>
+      </w:pPr>
+      <w:r>
+        <w:rPr>
+          <w:color w:val="000000"/>
+        </w:rPr>
+        <w:t>6. My brother who lives in Da Nang is an engineer. (one brother)</w:t>
+      </w:r>
+    </w:p>
+    <w:p>
+      <w:pPr>
+        <w:spacing w:before="120" w:after="160"/>
+      </w:pPr>
+      <w:r>
+        <w:rPr>
+          <w:color w:val="000000"/>
+        </w:rPr>
+        <w:t>7. Hanoi which is the capital of Vietnam is very busy.</w:t>
+      </w:r>
+    </w:p>
+    <w:p>
+      <w:pPr>
+        <w:spacing w:before="120" w:after="160"/>
+      </w:pPr>
+      <w:r>
+        <w:rPr>
+          <w:color w:val="000000"/>
+        </w:rPr>
+        <w:t>8. Students who finish early may leave.</w:t>
+      </w:r>
+    </w:p>
+    <w:p>
+      <w:pPr>
+        <w:spacing w:before="120" w:after="160"/>
+      </w:pPr>
+      <w:r>
+        <w:rPr>
+          <w:color w:val="000000"/>
+        </w:rPr>
+        <w:t>9. Mr. Long our new principal spoke at the meeting.</w:t>
+      </w:r>
+    </w:p>
+    <w:p>
+      <w:pPr>
+        <w:spacing w:before="120" w:after="160"/>
+      </w:pPr>
+      <w:r>
+        <w:rPr>
+          <w:color w:val="000000"/>
+        </w:rPr>
+        <w:t>10. The book that is on the table is mine.</w:t>
+      </w:r>
+    </w:p>
+    <w:p>
+      <w:pPr>
+        <w:spacing w:before="240" w:after="60"/>
+        <w:keepNext/>
+      </w:pPr>
+      <w:r>
+        <w:rPr>
+          <w:color w:val="000000"/>
           <w:b/>
         </w:rPr>
-        <w:t xml:space="preserve">PHẦN 6. SỬA LỖI SAI (10 điểm)</w:t>
-      </w:r>
-    </w:p>
-    <w:p>
-      <w:r>
-        <w:t xml:space="preserve">1. The reason where he left is unclear.</w:t>
-      </w:r>
-    </w:p>
-    <w:p>
-      <w:r>
-        <w:t xml:space="preserve">2. The woman to who I spoke was helpful.</w:t>
-      </w:r>
-    </w:p>
-    <w:p>
-      <w:r>
-        <w:t xml:space="preserve">3. The house, that we rented, was small.</w:t>
-      </w:r>
-    </w:p>
-    <w:p>
-      <w:r>
-        <w:t xml:space="preserve">4. Students who works hard will improve.</w:t>
-      </w:r>
-    </w:p>
-    <w:p>
-      <w:r>
-        <w:t xml:space="preserve">5. The letters sending yesterday have arrived.</w:t>
-      </w:r>
-    </w:p>
-    <w:p>
-      <w:r>
-        <w:t xml:space="preserve">6. The man which lives here is a pilot.</w:t>
-      </w:r>
-    </w:p>
-    <w:p>
-      <w:r>
-        <w:t xml:space="preserve">7. The book who I bought is new.</w:t>
-      </w:r>
-    </w:p>
-    <w:p>
-      <w:r>
-        <w:t xml:space="preserve">8. The girl which father is a teacher is Lan.</w:t>
-      </w:r>
-    </w:p>
-    <w:p>
-      <w:r>
-        <w:t xml:space="preserve">9. This is the park which we exercise.</w:t>
-      </w:r>
-    </w:p>
-    <w:p>
-      <w:r>
-        <w:t xml:space="preserve">10. I remember the place when we met.</w:t>
-      </w:r>
-    </w:p>
-    <w:p>
-      <w:r>
-        <w:rPr>
+        <w:t>PHẦN 5. RÚT GỌN MỆNH ĐỀ QUAN HỆ (10 điểm)</w:t>
+      </w:r>
+    </w:p>
+    <w:p>
+      <w:pPr>
+        <w:spacing w:before="0" w:after="60"/>
+        <w:keepNext/>
+      </w:pPr>
+      <w:r>
+        <w:rPr>
+          <w:color w:val="000000"/>
+          <w:i/>
+        </w:rPr>
+        <w:t>Hướng dẫn: Rút gọn mệnh đề quan hệ bằng phân từ hoặc to-infinitive phù hợp.</w:t>
+      </w:r>
+    </w:p>
+    <w:p>
+      <w:pPr>
+        <w:spacing w:before="40" w:after="60"/>
+      </w:pPr>
+      <w:r>
+        <w:rPr>
+          <w:color w:val="000000"/>
+        </w:rPr>
+        <w:t>1. The car which was stolen yesterday has been found.</w:t>
+      </w:r>
+    </w:p>
+    <w:p>
+      <w:pPr>
+        <w:spacing w:before="120" w:after="160"/>
+      </w:pPr>
+      <w:r>
+        <w:rPr>
+          <w:color w:val="000000"/>
+        </w:rPr>
+        <w:t>2. Nam was the last guest who arrived.</w:t>
+      </w:r>
+    </w:p>
+    <w:p>
+      <w:pPr>
+        <w:spacing w:before="120" w:after="160"/>
+      </w:pPr>
+      <w:r>
+        <w:rPr>
+          <w:color w:val="000000"/>
+        </w:rPr>
+        <w:t>3. The children who are playing outside are my neighbors.</w:t>
+      </w:r>
+    </w:p>
+    <w:p>
+      <w:pPr>
+        <w:spacing w:before="120" w:after="160"/>
+      </w:pPr>
+      <w:r>
+        <w:rPr>
+          <w:color w:val="000000"/>
+        </w:rPr>
+        <w:t>4. The documents which were sent this morning are important.</w:t>
+      </w:r>
+    </w:p>
+    <w:p>
+      <w:pPr>
+        <w:spacing w:before="120" w:after="160"/>
+      </w:pPr>
+      <w:r>
+        <w:rPr>
+          <w:color w:val="000000"/>
+        </w:rPr>
+        <w:t>5. She has no one who can help her.</w:t>
+      </w:r>
+    </w:p>
+    <w:p>
+      <w:pPr>
+        <w:spacing w:before="120" w:after="160"/>
+      </w:pPr>
+      <w:r>
+        <w:rPr>
+          <w:color w:val="000000"/>
+        </w:rPr>
+        <w:t>6. The man who is standing at the gate is my uncle.</w:t>
+      </w:r>
+    </w:p>
+    <w:p>
+      <w:pPr>
+        <w:spacing w:before="120" w:after="160"/>
+      </w:pPr>
+      <w:r>
+        <w:rPr>
+          <w:color w:val="000000"/>
+        </w:rPr>
+        <w:t>7. The books which were published last year sold well.</w:t>
+      </w:r>
+    </w:p>
+    <w:p>
+      <w:pPr>
+        <w:spacing w:before="120" w:after="160"/>
+      </w:pPr>
+      <w:r>
+        <w:rPr>
+          <w:color w:val="000000"/>
+        </w:rPr>
+        <w:t>8. The first student who finishes will win.</w:t>
+      </w:r>
+    </w:p>
+    <w:p>
+      <w:pPr>
+        <w:spacing w:before="120" w:after="160"/>
+      </w:pPr>
+      <w:r>
+        <w:rPr>
+          <w:color w:val="000000"/>
+        </w:rPr>
+        <w:t>9. People who live near the coast should prepare.</w:t>
+      </w:r>
+    </w:p>
+    <w:p>
+      <w:pPr>
+        <w:spacing w:before="120" w:after="160"/>
+      </w:pPr>
+      <w:r>
+        <w:rPr>
+          <w:color w:val="000000"/>
+        </w:rPr>
+        <w:t>10. The bridge which was damaged in the storm is closed.</w:t>
+      </w:r>
+    </w:p>
+    <w:p>
+      <w:pPr>
+        <w:spacing w:before="240" w:after="60"/>
+        <w:keepNext/>
+      </w:pPr>
+      <w:r>
+        <w:rPr>
+          <w:color w:val="000000"/>
           <w:b/>
         </w:rPr>
-        <w:t xml:space="preserve">PHẦN 7. LƯỢC BỎ ĐẠI TỪ QUAN HỆ NẾU CÓ THỂ (10 điểm)</w:t>
-      </w:r>
-    </w:p>
-    <w:p>
-      <w:r>
-        <w:t xml:space="preserve">1. The book that I bought is useful.</w:t>
-      </w:r>
-    </w:p>
-    <w:p>
-      <w:r>
-        <w:t xml:space="preserve">2. The man who lives here is friendly.</w:t>
-      </w:r>
-    </w:p>
-    <w:p>
-      <w:r>
-        <w:t xml:space="preserve">3. The film which we watched was long.</w:t>
-      </w:r>
-    </w:p>
-    <w:p>
-      <w:r>
-        <w:t xml:space="preserve">4. The student whom the teacher praised smiled.</w:t>
-      </w:r>
-    </w:p>
-    <w:p>
-      <w:r>
-        <w:t xml:space="preserve">5. The phone which is ringing is mine.</w:t>
-      </w:r>
-    </w:p>
-    <w:p>
-      <w:r>
-        <w:t xml:space="preserve">6. The meal that Lan cooked was delicious.</w:t>
-      </w:r>
-    </w:p>
-    <w:p>
-      <w:r>
-        <w:t xml:space="preserve">7. The woman who called you is my aunt.</w:t>
-      </w:r>
-    </w:p>
-    <w:p>
-      <w:r>
-        <w:t xml:space="preserve">8. The bag which I lost was new.</w:t>
-      </w:r>
-    </w:p>
-    <w:p>
-      <w:r>
-        <w:t xml:space="preserve">9. The car that Nam drives is electric.</w:t>
-      </w:r>
-    </w:p>
-    <w:p>
-      <w:r>
-        <w:t xml:space="preserve">10. The people who work here are helpful.</w:t>
-      </w:r>
-    </w:p>
-    <w:p>
-      <w:r>
-        <w:rPr>
+        <w:t>PHẦN 6. SỬA LỖI SAI (10 điểm)</w:t>
+      </w:r>
+    </w:p>
+    <w:p>
+      <w:pPr>
+        <w:spacing w:before="0" w:after="60"/>
+        <w:keepNext/>
+      </w:pPr>
+      <w:r>
+        <w:rPr>
+          <w:color w:val="000000"/>
+          <w:i/>
+        </w:rPr>
+        <w:t>Hướng dẫn: Tìm lỗi sai và viết lại câu đúng hoàn chỉnh.</w:t>
+      </w:r>
+    </w:p>
+    <w:p>
+      <w:pPr>
+        <w:spacing w:before="40" w:after="60"/>
+      </w:pPr>
+      <w:r>
+        <w:rPr>
+          <w:color w:val="000000"/>
+        </w:rPr>
+        <w:t>1. The reason where he left is unclear.</w:t>
+      </w:r>
+    </w:p>
+    <w:p>
+      <w:pPr>
+        <w:spacing w:before="120" w:after="160"/>
+      </w:pPr>
+      <w:r>
+        <w:rPr>
+          <w:color w:val="000000"/>
+        </w:rPr>
+        <w:t>2. The woman to who I spoke was helpful.</w:t>
+      </w:r>
+    </w:p>
+    <w:p>
+      <w:pPr>
+        <w:spacing w:before="120" w:after="160"/>
+      </w:pPr>
+      <w:r>
+        <w:rPr>
+          <w:color w:val="000000"/>
+        </w:rPr>
+        <w:t>3. The house, that we rented, was small.</w:t>
+      </w:r>
+    </w:p>
+    <w:p>
+      <w:pPr>
+        <w:spacing w:before="120" w:after="160"/>
+      </w:pPr>
+      <w:r>
+        <w:rPr>
+          <w:color w:val="000000"/>
+        </w:rPr>
+        <w:t>4. Students who works hard will improve.</w:t>
+      </w:r>
+    </w:p>
+    <w:p>
+      <w:pPr>
+        <w:spacing w:before="120" w:after="160"/>
+      </w:pPr>
+      <w:r>
+        <w:rPr>
+          <w:color w:val="000000"/>
+        </w:rPr>
+        <w:t>5. The letters sending yesterday have arrived.</w:t>
+      </w:r>
+    </w:p>
+    <w:p>
+      <w:pPr>
+        <w:spacing w:before="120" w:after="160"/>
+      </w:pPr>
+      <w:r>
+        <w:rPr>
+          <w:color w:val="000000"/>
+        </w:rPr>
+        <w:t>6. The man which lives here is a pilot.</w:t>
+      </w:r>
+    </w:p>
+    <w:p>
+      <w:pPr>
+        <w:spacing w:before="120" w:after="160"/>
+      </w:pPr>
+      <w:r>
+        <w:rPr>
+          <w:color w:val="000000"/>
+        </w:rPr>
+        <w:t>7. The book who I bought is new.</w:t>
+      </w:r>
+    </w:p>
+    <w:p>
+      <w:pPr>
+        <w:spacing w:before="120" w:after="160"/>
+      </w:pPr>
+      <w:r>
+        <w:rPr>
+          <w:color w:val="000000"/>
+        </w:rPr>
+        <w:t>8. The girl which father is a teacher is Lan.</w:t>
+      </w:r>
+    </w:p>
+    <w:p>
+      <w:pPr>
+        <w:spacing w:before="120" w:after="160"/>
+      </w:pPr>
+      <w:r>
+        <w:rPr>
+          <w:color w:val="000000"/>
+        </w:rPr>
+        <w:t>9. This is the park which we exercise.</w:t>
+      </w:r>
+    </w:p>
+    <w:p>
+      <w:pPr>
+        <w:spacing w:before="120" w:after="160"/>
+      </w:pPr>
+      <w:r>
+        <w:rPr>
+          <w:color w:val="000000"/>
+        </w:rPr>
+        <w:t>10. I remember the place when we met.</w:t>
+      </w:r>
+    </w:p>
+    <w:p>
+      <w:pPr>
+        <w:spacing w:before="240" w:after="60"/>
+        <w:keepNext/>
+      </w:pPr>
+      <w:r>
+        <w:rPr>
+          <w:color w:val="000000"/>
           <w:b/>
         </w:rPr>
-        <w:t xml:space="preserve">PHẦN 8. DỊCH SANG TIẾNG ANH (10 điểm)</w:t>
-      </w:r>
-    </w:p>
-    <w:p>
-      <w:r>
-        <w:t xml:space="preserve">1. Người phụ nữ sống cạnh nhà tôi là bác sĩ.</w:t>
-      </w:r>
-    </w:p>
-    <w:p>
-      <w:r>
-        <w:t xml:space="preserve">2. Đây là cuốn sách mà tôi đã mua.</w:t>
-      </w:r>
-    </w:p>
-    <w:p>
-      <w:r>
-        <w:t xml:space="preserve">3. Tôi biết một cô gái có bố là phi công.</w:t>
-      </w:r>
-    </w:p>
-    <w:p>
-      <w:r>
-        <w:t xml:space="preserve">4. Đây là nơi chúng tôi gặp nhau.</w:t>
-      </w:r>
-    </w:p>
-    <w:p>
-      <w:r>
-        <w:t xml:space="preserve">5. Tôi nhớ ngày chúng tôi tốt nghiệp.</w:t>
-      </w:r>
-    </w:p>
-    <w:p>
-      <w:r>
-        <w:t xml:space="preserve">6. Hà Nội, thủ đô của Việt Nam, rất nhộn nhịp.</w:t>
-      </w:r>
-    </w:p>
-    <w:p>
-      <w:r>
-        <w:t xml:space="preserve">7. Những học sinh học chăm chỉ sẽ tiến bộ.</w:t>
-      </w:r>
-    </w:p>
-    <w:p>
-      <w:r>
-        <w:t xml:space="preserve">8. Chiếc xe bị đánh cắp hôm qua đã được tìm thấy.</w:t>
-      </w:r>
-    </w:p>
-    <w:p>
-      <w:r>
-        <w:t xml:space="preserve">9. Lan là người đầu tiên đến.</w:t>
-      </w:r>
-    </w:p>
-    <w:p>
-      <w:r>
-        <w:t xml:space="preserve">10. Tôi không biết lý do anh ấy rời đi.</w:t>
-      </w:r>
-    </w:p>
-    <w:p>
-      <w:r>
-        <w:rPr>
+        <w:t>PHẦN 7. LƯỢC BỎ ĐẠI TỪ QUAN HỆ NẾU CÓ THỂ (10 điểm)</w:t>
+      </w:r>
+    </w:p>
+    <w:p>
+      <w:pPr>
+        <w:spacing w:before="0" w:after="60"/>
+        <w:keepNext/>
+      </w:pPr>
+      <w:r>
+        <w:rPr>
+          <w:color w:val="000000"/>
+          <w:i/>
+        </w:rPr>
+        <w:t>Hướng dẫn: Lược bỏ đại từ quan hệ nếu có thể và viết lại câu; nếu không thể, giữ nguyên câu.</w:t>
+      </w:r>
+    </w:p>
+    <w:p>
+      <w:pPr>
+        <w:spacing w:before="40" w:after="60"/>
+      </w:pPr>
+      <w:r>
+        <w:rPr>
+          <w:color w:val="000000"/>
+        </w:rPr>
+        <w:t>1. The book that I bought is useful.</w:t>
+      </w:r>
+    </w:p>
+    <w:p>
+      <w:pPr>
+        <w:spacing w:before="120" w:after="160"/>
+      </w:pPr>
+      <w:r>
+        <w:rPr>
+          <w:color w:val="000000"/>
+        </w:rPr>
+        <w:t>2. The man who lives here is friendly.</w:t>
+      </w:r>
+    </w:p>
+    <w:p>
+      <w:pPr>
+        <w:spacing w:before="120" w:after="160"/>
+      </w:pPr>
+      <w:r>
+        <w:rPr>
+          <w:color w:val="000000"/>
+        </w:rPr>
+        <w:t>3. The film which we watched was long.</w:t>
+      </w:r>
+    </w:p>
+    <w:p>
+      <w:pPr>
+        <w:spacing w:before="120" w:after="160"/>
+      </w:pPr>
+      <w:r>
+        <w:rPr>
+          <w:color w:val="000000"/>
+        </w:rPr>
+        <w:t>4. The student whom the teacher praised smiled.</w:t>
+      </w:r>
+    </w:p>
+    <w:p>
+      <w:pPr>
+        <w:spacing w:before="120" w:after="160"/>
+      </w:pPr>
+      <w:r>
+        <w:rPr>
+          <w:color w:val="000000"/>
+        </w:rPr>
+        <w:t>5. The phone which is ringing is mine.</w:t>
+      </w:r>
+    </w:p>
+    <w:p>
+      <w:pPr>
+        <w:spacing w:before="120" w:after="160"/>
+      </w:pPr>
+      <w:r>
+        <w:rPr>
+          <w:color w:val="000000"/>
+        </w:rPr>
+        <w:t>6. The meal that Lan cooked was delicious.</w:t>
+      </w:r>
+    </w:p>
+    <w:p>
+      <w:pPr>
+        <w:spacing w:before="120" w:after="160"/>
+      </w:pPr>
+      <w:r>
+        <w:rPr>
+          <w:color w:val="000000"/>
+        </w:rPr>
+        <w:t>7. The woman who called you is my aunt.</w:t>
+      </w:r>
+    </w:p>
+    <w:p>
+      <w:pPr>
+        <w:spacing w:before="120" w:after="160"/>
+      </w:pPr>
+      <w:r>
+        <w:rPr>
+          <w:color w:val="000000"/>
+        </w:rPr>
+        <w:t>8. The bag which I lost was new.</w:t>
+      </w:r>
+    </w:p>
+    <w:p>
+      <w:pPr>
+        <w:spacing w:before="120" w:after="160"/>
+      </w:pPr>
+      <w:r>
+        <w:rPr>
+          <w:color w:val="000000"/>
+        </w:rPr>
+        <w:t>9. The car that Nam drives is electric.</w:t>
+      </w:r>
+    </w:p>
+    <w:p>
+      <w:pPr>
+        <w:spacing w:before="120" w:after="160"/>
+      </w:pPr>
+      <w:r>
+        <w:rPr>
+          <w:color w:val="000000"/>
+        </w:rPr>
+        <w:t>10. The people who work here are helpful.</w:t>
+      </w:r>
+    </w:p>
+    <w:p>
+      <w:pPr>
+        <w:spacing w:before="240" w:after="60"/>
+        <w:keepNext/>
+      </w:pPr>
+      <w:r>
+        <w:rPr>
+          <w:color w:val="000000"/>
           <w:b/>
         </w:rPr>
-        <w:t xml:space="preserve">PHẦN 9. ĐỌC HIỂU (10 điểm)</w:t>
-      </w:r>
-    </w:p>
-    <w:p>
-      <w:r>
-        <w:t xml:space="preserve">Sunrise School has opened a club for students who enjoy technology. The teacher leading the club is Ms Hoa, whose robotics team won a national prize. The computers used by members were donated by a local company. Friday is the day when the club meets, and the laboratory where students work stays open until six. The first team to complete a useful robot will represent the school.</w:t>
-      </w:r>
-    </w:p>
-    <w:p>
-      <w:r>
-        <w:t xml:space="preserve">1. Who can join the club? 2. Who leads it? 3. Who donated the computers? 4. When does the club meet? 5. Which team will represent the school?</w:t>
-      </w:r>
-    </w:p>
-    <w:p>
-      <w:r>
-        <w:rPr>
+        <w:t>PHẦN 8. DỊCH SANG TIẾNG ANH (10 điểm)</w:t>
+      </w:r>
+    </w:p>
+    <w:p>
+      <w:pPr>
+        <w:spacing w:before="0" w:after="60"/>
+        <w:keepNext/>
+      </w:pPr>
+      <w:r>
+        <w:rPr>
+          <w:color w:val="000000"/>
+          <w:i/>
+        </w:rPr>
+        <w:t>Hướng dẫn: Dịch từng câu sang tiếng Anh tự nhiên và đúng ngữ pháp.</w:t>
+      </w:r>
+    </w:p>
+    <w:p>
+      <w:pPr>
+        <w:spacing w:before="40" w:after="60"/>
+      </w:pPr>
+      <w:r>
+        <w:rPr>
+          <w:color w:val="000000"/>
+        </w:rPr>
+        <w:t>1. Người phụ nữ sống cạnh nhà tôi là bác sĩ.</w:t>
+      </w:r>
+    </w:p>
+    <w:p>
+      <w:pPr>
+        <w:spacing w:before="120" w:after="160"/>
+      </w:pPr>
+      <w:r>
+        <w:rPr>
+          <w:color w:val="000000"/>
+        </w:rPr>
+        <w:t>2. Đây là cuốn sách mà tôi đã mua.</w:t>
+      </w:r>
+    </w:p>
+    <w:p>
+      <w:pPr>
+        <w:spacing w:before="120" w:after="160"/>
+      </w:pPr>
+      <w:r>
+        <w:rPr>
+          <w:color w:val="000000"/>
+        </w:rPr>
+        <w:t>3. Tôi biết một cô gái có bố là phi công.</w:t>
+      </w:r>
+    </w:p>
+    <w:p>
+      <w:pPr>
+        <w:spacing w:before="120" w:after="160"/>
+      </w:pPr>
+      <w:r>
+        <w:rPr>
+          <w:color w:val="000000"/>
+        </w:rPr>
+        <w:t>4. Đây là nơi chúng tôi gặp nhau.</w:t>
+      </w:r>
+    </w:p>
+    <w:p>
+      <w:pPr>
+        <w:spacing w:before="120" w:after="160"/>
+      </w:pPr>
+      <w:r>
+        <w:rPr>
+          <w:color w:val="000000"/>
+        </w:rPr>
+        <w:t>5. Tôi nhớ ngày chúng tôi tốt nghiệp.</w:t>
+      </w:r>
+    </w:p>
+    <w:p>
+      <w:pPr>
+        <w:spacing w:before="120" w:after="160"/>
+      </w:pPr>
+      <w:r>
+        <w:rPr>
+          <w:color w:val="000000"/>
+        </w:rPr>
+        <w:t>6. Hà Nội, thủ đô của Việt Nam, rất nhộn nhịp.</w:t>
+      </w:r>
+    </w:p>
+    <w:p>
+      <w:pPr>
+        <w:spacing w:before="120" w:after="160"/>
+      </w:pPr>
+      <w:r>
+        <w:rPr>
+          <w:color w:val="000000"/>
+        </w:rPr>
+        <w:t>7. Những học sinh học chăm chỉ sẽ tiến bộ.</w:t>
+      </w:r>
+    </w:p>
+    <w:p>
+      <w:pPr>
+        <w:spacing w:before="120" w:after="160"/>
+      </w:pPr>
+      <w:r>
+        <w:rPr>
+          <w:color w:val="000000"/>
+        </w:rPr>
+        <w:t>8. Chiếc xe bị đánh cắp hôm qua đã được tìm thấy.</w:t>
+      </w:r>
+    </w:p>
+    <w:p>
+      <w:pPr>
+        <w:spacing w:before="120" w:after="160"/>
+      </w:pPr>
+      <w:r>
+        <w:rPr>
+          <w:color w:val="000000"/>
+        </w:rPr>
+        <w:t>9. Lan là người đầu tiên đến.</w:t>
+      </w:r>
+    </w:p>
+    <w:p>
+      <w:pPr>
+        <w:spacing w:before="120" w:after="160"/>
+      </w:pPr>
+      <w:r>
+        <w:rPr>
+          <w:color w:val="000000"/>
+        </w:rPr>
+        <w:t>10. Tôi không biết lý do anh ấy rời đi.</w:t>
+      </w:r>
+    </w:p>
+    <w:p>
+      <w:pPr>
+        <w:spacing w:before="240" w:after="60"/>
+        <w:keepNext/>
+      </w:pPr>
+      <w:r>
+        <w:rPr>
+          <w:color w:val="000000"/>
           <w:b/>
         </w:rPr>
-        <w:t xml:space="preserve">PHẦN 10. VIẾT (10 điểm)</w:t>
-      </w:r>
-    </w:p>
-    <w:p>
-      <w:r>
-        <w:t xml:space="preserve">Viết 90–110 từ giới thiệu một câu lạc bộ hoặc hoạt động ở trường. Dùng ít nhất 6 cấu trúc mệnh đề quan hệ thuộc các bài 50–53.</w:t>
-      </w:r>
-    </w:p>
-    <w:p>
-      <w:r>
-        <w:rPr>
+        <w:t>PHẦN 9. ĐỌC HIỂU (10 điểm)</w:t>
+      </w:r>
+    </w:p>
+    <w:p>
+      <w:pPr>
+        <w:spacing w:before="0" w:after="60"/>
+        <w:keepNext/>
+      </w:pPr>
+      <w:r>
+        <w:rPr>
+          <w:color w:val="000000"/>
+          <w:i/>
+        </w:rPr>
+        <w:t>Hướng dẫn: Đọc đoạn văn và trả lời từng câu hỏi bằng thông tin trong bài.</w:t>
+      </w:r>
+    </w:p>
+    <w:p>
+      <w:pPr>
+        <w:spacing w:before="0" w:after="120"/>
+      </w:pPr>
+      <w:r>
+        <w:rPr>
+          <w:color w:val="000000"/>
+        </w:rPr>
+        <w:t>Sunrise School has opened a club for students who enjoy technology. The teacher leading the club is Ms Hoa, whose robotics team won a national prize.</w:t>
+      </w:r>
+    </w:p>
+    <w:p>
+      <w:pPr>
+        <w:spacing w:before="0" w:after="120"/>
+      </w:pPr>
+      <w:r>
+        <w:rPr>
+          <w:color w:val="000000"/>
+        </w:rPr>
+        <w:t>The computers used by members were donated by a local company. Friday is the day when the club meets, and the laboratory where students work stays open until six.</w:t>
+      </w:r>
+    </w:p>
+    <w:p>
+      <w:pPr>
+        <w:spacing w:before="0" w:after="120"/>
+      </w:pPr>
+      <w:r>
+        <w:rPr>
+          <w:color w:val="000000"/>
+        </w:rPr>
+        <w:t>The first team to complete a useful robot will represent the school.</w:t>
+      </w:r>
+    </w:p>
+    <w:p>
+      <w:pPr>
+        <w:spacing w:before="120" w:after="160"/>
+      </w:pPr>
+      <w:r>
+        <w:rPr>
+          <w:color w:val="000000"/>
+        </w:rPr>
+        <w:t>1. Who can join the club?</w:t>
+      </w:r>
+    </w:p>
+    <w:p>
+      <w:pPr>
+        <w:spacing w:before="120" w:after="160"/>
+      </w:pPr>
+      <w:r>
+        <w:rPr>
+          <w:color w:val="000000"/>
+        </w:rPr>
+        <w:t>2. Who leads it?</w:t>
+      </w:r>
+    </w:p>
+    <w:p>
+      <w:pPr>
+        <w:spacing w:before="120" w:after="160"/>
+      </w:pPr>
+      <w:r>
+        <w:rPr>
+          <w:color w:val="000000"/>
+        </w:rPr>
+        <w:t>3. Who donated the computers?</w:t>
+      </w:r>
+    </w:p>
+    <w:p>
+      <w:pPr>
+        <w:spacing w:before="120" w:after="160"/>
+      </w:pPr>
+      <w:r>
+        <w:rPr>
+          <w:color w:val="000000"/>
+        </w:rPr>
+        <w:t>4. When does the club meet?</w:t>
+      </w:r>
+    </w:p>
+    <w:p>
+      <w:pPr>
+        <w:spacing w:before="120" w:after="160"/>
+      </w:pPr>
+      <w:r>
+        <w:rPr>
+          <w:color w:val="000000"/>
+        </w:rPr>
+        <w:t>5. Which team will represent the school?</w:t>
+      </w:r>
+    </w:p>
+    <w:p>
+      <w:pPr>
+        <w:spacing w:before="240" w:after="60"/>
+        <w:keepNext/>
+      </w:pPr>
+      <w:r>
+        <w:rPr>
+          <w:color w:val="000000"/>
           <w:b/>
         </w:rPr>
-        <w:t xml:space="preserve">ĐÁP ÁN – ĐỀ 3</w:t>
-      </w:r>
-    </w:p>
-    <w:p>
-      <w:r>
-        <w:rPr>
+        <w:t>PHẦN 10. VIẾT (10 điểm)</w:t>
+      </w:r>
+    </w:p>
+    <w:p>
+      <w:pPr>
+        <w:spacing w:before="0" w:after="60"/>
+        <w:keepNext/>
+      </w:pPr>
+      <w:r>
+        <w:rPr>
+          <w:color w:val="000000"/>
+          <w:i/>
+        </w:rPr>
+        <w:t>Hướng dẫn: Viết đúng độ dài và sử dụng đủ các cấu trúc mệnh đề quan hệ được yêu cầu.</w:t>
+      </w:r>
+    </w:p>
+    <w:p>
+      <w:pPr>
+        <w:spacing w:before="40" w:after="60"/>
+      </w:pPr>
+      <w:r>
+        <w:rPr>
+          <w:color w:val="000000"/>
+        </w:rPr>
+        <w:t>Viết 90–110 từ giới thiệu một câu lạc bộ hoặc hoạt động ở trường. Dùng ít nhất 6 cấu trúc mệnh đề quan hệ thuộc các bài 50–53.</w:t>
+      </w:r>
+    </w:p>
+    <w:p>
+      <w:pPr>
+        <w:spacing w:before="0" w:after="280"/>
+        <w:keepNext/>
+        <w:jc w:val="center"/>
+      </w:pPr>
+      <w:r>
+        <w:rPr>
+          <w:color w:val="000000"/>
           <w:b/>
         </w:rPr>
-        <w:t xml:space="preserve">PHẦN 1: 1. whose; 2. which / that; 3. who / that; 4. whose; 5. whom; 6. who / that; 7. which / that; 8. whom; 9. which / that; 10. whose</w:t>
-      </w:r>
-    </w:p>
-    <w:p>
-      <w:r>
-        <w:rPr>
+        <w:br w:type="page"/>
+        <w:t>ĐÁP ÁN</w:t>
+      </w:r>
+    </w:p>
+    <w:p>
+      <w:pPr>
+        <w:spacing w:before="240" w:after="60"/>
+        <w:keepNext/>
+      </w:pPr>
+      <w:r>
+        <w:rPr>
+          <w:color w:val="000000"/>
           <w:b/>
         </w:rPr>
-        <w:t xml:space="preserve">PHẦN 2: 1. why; 2. when; 3. where; 4. when; 5. why; 6. where; 7. when; 8. why; 9. when; 10. where</w:t>
-      </w:r>
-    </w:p>
-    <w:p>
-      <w:r>
-        <w:rPr>
+        <w:t>PHẦN 1</w:t>
+      </w:r>
+    </w:p>
+    <w:p>
+      <w:pPr>
+        <w:spacing w:before="60" w:after="120"/>
+      </w:pPr>
+      <w:r>
+        <w:rPr>
+          <w:color w:val="000000"/>
+        </w:rPr>
+        <w:t>Câu 1: whose</w:t>
+      </w:r>
+    </w:p>
+    <w:p>
+      <w:pPr>
+        <w:spacing w:before="60" w:after="120"/>
+      </w:pPr>
+      <w:r>
+        <w:rPr>
+          <w:color w:val="000000"/>
+        </w:rPr>
+        <w:t>Câu 2: which / that</w:t>
+      </w:r>
+    </w:p>
+    <w:p>
+      <w:pPr>
+        <w:spacing w:before="60" w:after="120"/>
+      </w:pPr>
+      <w:r>
+        <w:rPr>
+          <w:color w:val="000000"/>
+        </w:rPr>
+        <w:t>Câu 3: who / that</w:t>
+      </w:r>
+    </w:p>
+    <w:p>
+      <w:pPr>
+        <w:spacing w:before="60" w:after="120"/>
+      </w:pPr>
+      <w:r>
+        <w:rPr>
+          <w:color w:val="000000"/>
+        </w:rPr>
+        <w:t>Câu 4: whose</w:t>
+      </w:r>
+    </w:p>
+    <w:p>
+      <w:pPr>
+        <w:spacing w:before="60" w:after="120"/>
+      </w:pPr>
+      <w:r>
+        <w:rPr>
+          <w:color w:val="000000"/>
+        </w:rPr>
+        <w:t>Câu 5: whom</w:t>
+      </w:r>
+    </w:p>
+    <w:p>
+      <w:pPr>
+        <w:spacing w:before="60" w:after="120"/>
+      </w:pPr>
+      <w:r>
+        <w:rPr>
+          <w:color w:val="000000"/>
+        </w:rPr>
+        <w:t>Câu 6: who / that</w:t>
+      </w:r>
+    </w:p>
+    <w:p>
+      <w:pPr>
+        <w:spacing w:before="60" w:after="120"/>
+      </w:pPr>
+      <w:r>
+        <w:rPr>
+          <w:color w:val="000000"/>
+        </w:rPr>
+        <w:t>Câu 7: which / that</w:t>
+      </w:r>
+    </w:p>
+    <w:p>
+      <w:pPr>
+        <w:spacing w:before="60" w:after="120"/>
+      </w:pPr>
+      <w:r>
+        <w:rPr>
+          <w:color w:val="000000"/>
+        </w:rPr>
+        <w:t>Câu 8: whom</w:t>
+      </w:r>
+    </w:p>
+    <w:p>
+      <w:pPr>
+        <w:spacing w:before="60" w:after="120"/>
+      </w:pPr>
+      <w:r>
+        <w:rPr>
+          <w:color w:val="000000"/>
+        </w:rPr>
+        <w:t>Câu 9: which / that</w:t>
+      </w:r>
+    </w:p>
+    <w:p>
+      <w:pPr>
+        <w:spacing w:before="60" w:after="120"/>
+      </w:pPr>
+      <w:r>
+        <w:rPr>
+          <w:color w:val="000000"/>
+        </w:rPr>
+        <w:t>Câu 10: whose</w:t>
+      </w:r>
+    </w:p>
+    <w:p>
+      <w:pPr>
+        <w:spacing w:before="240" w:after="60"/>
+        <w:keepNext/>
+      </w:pPr>
+      <w:r>
+        <w:rPr>
+          <w:color w:val="000000"/>
           <w:b/>
         </w:rPr>
-        <w:t xml:space="preserve">PHẦN 3: 1. The bicycle whose wheel is broken belongs to Lan.; 2. July is the month when we usually travel.; 3. The song which/that Nam wrote became popular.; 4. I know a man whose daughter won the prize.; 5. Nobody knows the reason why the machine stopped.; 6. I met a woman who designs bridges.; 7. The laptop which/that I bought yesterday is very fast.; 8. That is the boy whose father is a pilot.; 9. We visited the town where my mother grew up.; 10. I remember the evening when we heard the news.</w:t>
-      </w:r>
-    </w:p>
-    <w:p>
-      <w:r>
-        <w:rPr>
+        <w:t>PHẦN 2</w:t>
+      </w:r>
+    </w:p>
+    <w:p>
+      <w:pPr>
+        <w:spacing w:before="60" w:after="120"/>
+      </w:pPr>
+      <w:r>
+        <w:rPr>
+          <w:color w:val="000000"/>
+        </w:rPr>
+        <w:t>Câu 1: why</w:t>
+      </w:r>
+    </w:p>
+    <w:p>
+      <w:pPr>
+        <w:spacing w:before="60" w:after="120"/>
+      </w:pPr>
+      <w:r>
+        <w:rPr>
+          <w:color w:val="000000"/>
+        </w:rPr>
+        <w:t>Câu 2: when</w:t>
+      </w:r>
+    </w:p>
+    <w:p>
+      <w:pPr>
+        <w:spacing w:before="60" w:after="120"/>
+      </w:pPr>
+      <w:r>
+        <w:rPr>
+          <w:color w:val="000000"/>
+        </w:rPr>
+        <w:t>Câu 3: where</w:t>
+      </w:r>
+    </w:p>
+    <w:p>
+      <w:pPr>
+        <w:spacing w:before="60" w:after="120"/>
+      </w:pPr>
+      <w:r>
+        <w:rPr>
+          <w:color w:val="000000"/>
+        </w:rPr>
+        <w:t>Câu 4: when</w:t>
+      </w:r>
+    </w:p>
+    <w:p>
+      <w:pPr>
+        <w:spacing w:before="60" w:after="120"/>
+      </w:pPr>
+      <w:r>
+        <w:rPr>
+          <w:color w:val="000000"/>
+        </w:rPr>
+        <w:t>Câu 5: why</w:t>
+      </w:r>
+    </w:p>
+    <w:p>
+      <w:pPr>
+        <w:spacing w:before="60" w:after="120"/>
+      </w:pPr>
+      <w:r>
+        <w:rPr>
+          <w:color w:val="000000"/>
+        </w:rPr>
+        <w:t>Câu 6: where</w:t>
+      </w:r>
+    </w:p>
+    <w:p>
+      <w:pPr>
+        <w:spacing w:before="60" w:after="120"/>
+      </w:pPr>
+      <w:r>
+        <w:rPr>
+          <w:color w:val="000000"/>
+        </w:rPr>
+        <w:t>Câu 7: when</w:t>
+      </w:r>
+    </w:p>
+    <w:p>
+      <w:pPr>
+        <w:spacing w:before="60" w:after="120"/>
+      </w:pPr>
+      <w:r>
+        <w:rPr>
+          <w:color w:val="000000"/>
+        </w:rPr>
+        <w:t>Câu 8: why</w:t>
+      </w:r>
+    </w:p>
+    <w:p>
+      <w:pPr>
+        <w:spacing w:before="60" w:after="120"/>
+      </w:pPr>
+      <w:r>
+        <w:rPr>
+          <w:color w:val="000000"/>
+        </w:rPr>
+        <w:t>Câu 9: when</w:t>
+      </w:r>
+    </w:p>
+    <w:p>
+      <w:pPr>
+        <w:spacing w:before="60" w:after="120"/>
+      </w:pPr>
+      <w:r>
+        <w:rPr>
+          <w:color w:val="000000"/>
+        </w:rPr>
+        <w:t>Câu 10: where</w:t>
+      </w:r>
+    </w:p>
+    <w:p>
+      <w:pPr>
+        <w:spacing w:before="240" w:after="60"/>
+        <w:keepNext/>
+      </w:pPr>
+      <w:r>
+        <w:rPr>
+          <w:color w:val="000000"/>
           <w:b/>
         </w:rPr>
-        <w:t xml:space="preserve">PHẦN 4: 1. The employees who arrived late apologized.; 2. Paris, which I visited in June, was wonderful.; 3. The phone that has a cracked screen is mine.; 4. Ms Hoa, whom everyone respects, is retiring.; 5. The Mekong River, which flows through several countries, is important.; 6. My brother, who lives in Da Nang, is an engineer.; 7. Hanoi, which is the capital of Vietnam, is very busy.; 8. Students who finish early may leave.; 9. Mr. Long, who is our new principal, spoke at the meeting.; 10. The book that is on the table is mine.</w:t>
-      </w:r>
-    </w:p>
-    <w:p>
-      <w:r>
-        <w:rPr>
+        <w:t>PHẦN 3</w:t>
+      </w:r>
+    </w:p>
+    <w:p>
+      <w:pPr>
+        <w:spacing w:before="60" w:after="120"/>
+      </w:pPr>
+      <w:r>
+        <w:rPr>
+          <w:color w:val="000000"/>
+        </w:rPr>
+        <w:t>Câu 1: The bicycle whose wheel is broken belongs to Lan.</w:t>
+      </w:r>
+    </w:p>
+    <w:p>
+      <w:pPr>
+        <w:spacing w:before="60" w:after="120"/>
+      </w:pPr>
+      <w:r>
+        <w:rPr>
+          <w:color w:val="000000"/>
+        </w:rPr>
+        <w:t>Câu 2: July is the month when we usually travel.</w:t>
+      </w:r>
+    </w:p>
+    <w:p>
+      <w:pPr>
+        <w:spacing w:before="60" w:after="120"/>
+      </w:pPr>
+      <w:r>
+        <w:rPr>
+          <w:color w:val="000000"/>
+        </w:rPr>
+        <w:t>Câu 3: The song which/that Nam wrote became popular.</w:t>
+      </w:r>
+    </w:p>
+    <w:p>
+      <w:pPr>
+        <w:spacing w:before="60" w:after="120"/>
+      </w:pPr>
+      <w:r>
+        <w:rPr>
+          <w:color w:val="000000"/>
+        </w:rPr>
+        <w:t>Câu 4: I know a man whose daughter won the prize.</w:t>
+      </w:r>
+    </w:p>
+    <w:p>
+      <w:pPr>
+        <w:spacing w:before="60" w:after="120"/>
+      </w:pPr>
+      <w:r>
+        <w:rPr>
+          <w:color w:val="000000"/>
+        </w:rPr>
+        <w:t>Câu 5: Nobody knows the reason why the machine stopped.</w:t>
+      </w:r>
+    </w:p>
+    <w:p>
+      <w:pPr>
+        <w:spacing w:before="60" w:after="120"/>
+      </w:pPr>
+      <w:r>
+        <w:rPr>
+          <w:color w:val="000000"/>
+        </w:rPr>
+        <w:t>Câu 6: I met a woman who designs bridges.</w:t>
+      </w:r>
+    </w:p>
+    <w:p>
+      <w:pPr>
+        <w:spacing w:before="60" w:after="120"/>
+      </w:pPr>
+      <w:r>
+        <w:rPr>
+          <w:color w:val="000000"/>
+        </w:rPr>
+        <w:t>Câu 7: The laptop which/that I bought yesterday is very fast.</w:t>
+      </w:r>
+    </w:p>
+    <w:p>
+      <w:pPr>
+        <w:spacing w:before="60" w:after="120"/>
+      </w:pPr>
+      <w:r>
+        <w:rPr>
+          <w:color w:val="000000"/>
+        </w:rPr>
+        <w:t>Câu 8: That is the boy whose father is a pilot.</w:t>
+      </w:r>
+    </w:p>
+    <w:p>
+      <w:pPr>
+        <w:spacing w:before="60" w:after="120"/>
+      </w:pPr>
+      <w:r>
+        <w:rPr>
+          <w:color w:val="000000"/>
+        </w:rPr>
+        <w:t>Câu 9: We visited the town where my mother grew up.</w:t>
+      </w:r>
+    </w:p>
+    <w:p>
+      <w:pPr>
+        <w:spacing w:before="60" w:after="120"/>
+      </w:pPr>
+      <w:r>
+        <w:rPr>
+          <w:color w:val="000000"/>
+        </w:rPr>
+        <w:t>Câu 10: I remember the evening when we heard the news.</w:t>
+      </w:r>
+    </w:p>
+    <w:p>
+      <w:pPr>
+        <w:spacing w:before="240" w:after="60"/>
+        <w:keepNext/>
+      </w:pPr>
+      <w:r>
+        <w:rPr>
+          <w:color w:val="000000"/>
           <w:b/>
         </w:rPr>
-        <w:t xml:space="preserve">PHẦN 5: 1. The car stolen yesterday has been found.; 2. Nam was the last guest to arrive.; 3. The children playing outside are my neighbors.; 4. The documents sent this morning are important.; 5. She has no one to help her.; 6. The man standing at the gate is my uncle.; 7. The books published last year sold well.; 8. The first student to finish will win.; 9. People living near the coast should prepare.; 10. The bridge damaged in the storm is closed.</w:t>
-      </w:r>
-    </w:p>
-    <w:p>
-      <w:r>
-        <w:rPr>
+        <w:t>PHẦN 4</w:t>
+      </w:r>
+    </w:p>
+    <w:p>
+      <w:pPr>
+        <w:spacing w:before="60" w:after="120"/>
+      </w:pPr>
+      <w:r>
+        <w:rPr>
+          <w:color w:val="000000"/>
+        </w:rPr>
+        <w:t>Câu 1: The employees who arrived late apologized.</w:t>
+      </w:r>
+    </w:p>
+    <w:p>
+      <w:pPr>
+        <w:spacing w:before="60" w:after="120"/>
+      </w:pPr>
+      <w:r>
+        <w:rPr>
+          <w:color w:val="000000"/>
+        </w:rPr>
+        <w:t>Câu 2: Paris, which I visited in June, was wonderful.</w:t>
+      </w:r>
+    </w:p>
+    <w:p>
+      <w:pPr>
+        <w:spacing w:before="60" w:after="120"/>
+      </w:pPr>
+      <w:r>
+        <w:rPr>
+          <w:color w:val="000000"/>
+        </w:rPr>
+        <w:t>Câu 3: The phone that has a cracked screen is mine.</w:t>
+      </w:r>
+    </w:p>
+    <w:p>
+      <w:pPr>
+        <w:spacing w:before="60" w:after="120"/>
+      </w:pPr>
+      <w:r>
+        <w:rPr>
+          <w:color w:val="000000"/>
+        </w:rPr>
+        <w:t>Câu 4: Ms Hoa, whom everyone respects, is retiring.</w:t>
+      </w:r>
+    </w:p>
+    <w:p>
+      <w:pPr>
+        <w:spacing w:before="60" w:after="120"/>
+      </w:pPr>
+      <w:r>
+        <w:rPr>
+          <w:color w:val="000000"/>
+        </w:rPr>
+        <w:t>Câu 5: The Mekong River, which flows through several countries, is important.</w:t>
+      </w:r>
+    </w:p>
+    <w:p>
+      <w:pPr>
+        <w:spacing w:before="60" w:after="120"/>
+      </w:pPr>
+      <w:r>
+        <w:rPr>
+          <w:color w:val="000000"/>
+        </w:rPr>
+        <w:t>Câu 6: My brother, who lives in Da Nang, is an engineer.</w:t>
+      </w:r>
+    </w:p>
+    <w:p>
+      <w:pPr>
+        <w:spacing w:before="60" w:after="120"/>
+      </w:pPr>
+      <w:r>
+        <w:rPr>
+          <w:color w:val="000000"/>
+        </w:rPr>
+        <w:t>Câu 7: Hanoi, which is the capital of Vietnam, is very busy.</w:t>
+      </w:r>
+    </w:p>
+    <w:p>
+      <w:pPr>
+        <w:spacing w:before="60" w:after="120"/>
+      </w:pPr>
+      <w:r>
+        <w:rPr>
+          <w:color w:val="000000"/>
+        </w:rPr>
+        <w:t>Câu 8: Students who finish early may leave.</w:t>
+      </w:r>
+    </w:p>
+    <w:p>
+      <w:pPr>
+        <w:spacing w:before="60" w:after="120"/>
+      </w:pPr>
+      <w:r>
+        <w:rPr>
+          <w:color w:val="000000"/>
+        </w:rPr>
+        <w:t>Câu 9: Mr. Long, who is our new principal, spoke at the meeting.</w:t>
+      </w:r>
+    </w:p>
+    <w:p>
+      <w:pPr>
+        <w:spacing w:before="60" w:after="120"/>
+      </w:pPr>
+      <w:r>
+        <w:rPr>
+          <w:color w:val="000000"/>
+        </w:rPr>
+        <w:t>Câu 10: The book that is on the table is mine.</w:t>
+      </w:r>
+    </w:p>
+    <w:p>
+      <w:pPr>
+        <w:spacing w:before="240" w:after="60"/>
+        <w:keepNext/>
+      </w:pPr>
+      <w:r>
+        <w:rPr>
+          <w:color w:val="000000"/>
           <w:b/>
         </w:rPr>
-        <w:t xml:space="preserve">PHẦN 6: 1. The reason why he left is unclear.; 2. The woman to whom I spoke was helpful.; 3. The house, which we rented, was small.; 4. Students who work hard will improve.; 5. The letters sent yesterday have arrived.; 6. The man who/that lives here is a pilot.; 7. The book which/that I bought is new.; 8. The girl whose father is a teacher is Lan.; 9. This is the park where we exercise.; 10. I remember the place where we met.</w:t>
-      </w:r>
-    </w:p>
-    <w:p>
-      <w:r>
-        <w:rPr>
+        <w:t>PHẦN 5</w:t>
+      </w:r>
+    </w:p>
+    <w:p>
+      <w:pPr>
+        <w:spacing w:before="60" w:after="120"/>
+      </w:pPr>
+      <w:r>
+        <w:rPr>
+          <w:color w:val="000000"/>
+        </w:rPr>
+        <w:t>Câu 1: The car stolen yesterday has been found.</w:t>
+      </w:r>
+    </w:p>
+    <w:p>
+      <w:pPr>
+        <w:spacing w:before="60" w:after="120"/>
+      </w:pPr>
+      <w:r>
+        <w:rPr>
+          <w:color w:val="000000"/>
+        </w:rPr>
+        <w:t>Câu 2: Nam was the last guest to arrive.</w:t>
+      </w:r>
+    </w:p>
+    <w:p>
+      <w:pPr>
+        <w:spacing w:before="60" w:after="120"/>
+      </w:pPr>
+      <w:r>
+        <w:rPr>
+          <w:color w:val="000000"/>
+        </w:rPr>
+        <w:t>Câu 3: The children playing outside are my neighbors.</w:t>
+      </w:r>
+    </w:p>
+    <w:p>
+      <w:pPr>
+        <w:spacing w:before="60" w:after="120"/>
+      </w:pPr>
+      <w:r>
+        <w:rPr>
+          <w:color w:val="000000"/>
+        </w:rPr>
+        <w:t>Câu 4: The documents sent this morning are important.</w:t>
+      </w:r>
+    </w:p>
+    <w:p>
+      <w:pPr>
+        <w:spacing w:before="60" w:after="120"/>
+      </w:pPr>
+      <w:r>
+        <w:rPr>
+          <w:color w:val="000000"/>
+        </w:rPr>
+        <w:t>Câu 5: She has no one to help her.</w:t>
+      </w:r>
+    </w:p>
+    <w:p>
+      <w:pPr>
+        <w:spacing w:before="60" w:after="120"/>
+      </w:pPr>
+      <w:r>
+        <w:rPr>
+          <w:color w:val="000000"/>
+        </w:rPr>
+        <w:t>Câu 6: The man standing at the gate is my uncle.</w:t>
+      </w:r>
+    </w:p>
+    <w:p>
+      <w:pPr>
+        <w:spacing w:before="60" w:after="120"/>
+      </w:pPr>
+      <w:r>
+        <w:rPr>
+          <w:color w:val="000000"/>
+        </w:rPr>
+        <w:t>Câu 7: The books published last year sold well.</w:t>
+      </w:r>
+    </w:p>
+    <w:p>
+      <w:pPr>
+        <w:spacing w:before="60" w:after="120"/>
+      </w:pPr>
+      <w:r>
+        <w:rPr>
+          <w:color w:val="000000"/>
+        </w:rPr>
+        <w:t>Câu 8: The first student to finish will win.</w:t>
+      </w:r>
+    </w:p>
+    <w:p>
+      <w:pPr>
+        <w:spacing w:before="60" w:after="120"/>
+      </w:pPr>
+      <w:r>
+        <w:rPr>
+          <w:color w:val="000000"/>
+        </w:rPr>
+        <w:t>Câu 9: People living near the coast should prepare.</w:t>
+      </w:r>
+    </w:p>
+    <w:p>
+      <w:pPr>
+        <w:spacing w:before="60" w:after="120"/>
+      </w:pPr>
+      <w:r>
+        <w:rPr>
+          <w:color w:val="000000"/>
+        </w:rPr>
+        <w:t>Câu 10: The bridge damaged in the storm is closed.</w:t>
+      </w:r>
+    </w:p>
+    <w:p>
+      <w:pPr>
+        <w:spacing w:before="240" w:after="60"/>
+        <w:keepNext/>
+      </w:pPr>
+      <w:r>
+        <w:rPr>
+          <w:color w:val="000000"/>
           <w:b/>
         </w:rPr>
-        <w:t xml:space="preserve">PHẦN 7: Có thể lược bỏ ở câu 1, 3, 4, 6, 8, 9; không thể lược bỏ ở câu 2, 5, 7, 10.</w:t>
-      </w:r>
-    </w:p>
-    <w:p>
-      <w:r>
-        <w:rPr>
+        <w:t>PHẦN 6</w:t>
+      </w:r>
+    </w:p>
+    <w:p>
+      <w:pPr>
+        <w:spacing w:before="60" w:after="120"/>
+      </w:pPr>
+      <w:r>
+        <w:rPr>
+          <w:color w:val="000000"/>
+        </w:rPr>
+        <w:t>Câu 1: The reason why he left is unclear.</w:t>
+      </w:r>
+    </w:p>
+    <w:p>
+      <w:pPr>
+        <w:spacing w:before="60" w:after="120"/>
+      </w:pPr>
+      <w:r>
+        <w:rPr>
+          <w:color w:val="000000"/>
+        </w:rPr>
+        <w:t>Câu 2: The woman to whom I spoke was helpful.</w:t>
+      </w:r>
+    </w:p>
+    <w:p>
+      <w:pPr>
+        <w:spacing w:before="60" w:after="120"/>
+      </w:pPr>
+      <w:r>
+        <w:rPr>
+          <w:color w:val="000000"/>
+        </w:rPr>
+        <w:t>Câu 3: The house, which we rented, was small.</w:t>
+      </w:r>
+    </w:p>
+    <w:p>
+      <w:pPr>
+        <w:spacing w:before="60" w:after="120"/>
+      </w:pPr>
+      <w:r>
+        <w:rPr>
+          <w:color w:val="000000"/>
+        </w:rPr>
+        <w:t>Câu 4: Students who work hard will improve.</w:t>
+      </w:r>
+    </w:p>
+    <w:p>
+      <w:pPr>
+        <w:spacing w:before="60" w:after="120"/>
+      </w:pPr>
+      <w:r>
+        <w:rPr>
+          <w:color w:val="000000"/>
+        </w:rPr>
+        <w:t>Câu 5: The letters sent yesterday have arrived.</w:t>
+      </w:r>
+    </w:p>
+    <w:p>
+      <w:pPr>
+        <w:spacing w:before="60" w:after="120"/>
+      </w:pPr>
+      <w:r>
+        <w:rPr>
+          <w:color w:val="000000"/>
+        </w:rPr>
+        <w:t>Câu 6: The man who/that lives here is a pilot.</w:t>
+      </w:r>
+    </w:p>
+    <w:p>
+      <w:pPr>
+        <w:spacing w:before="60" w:after="120"/>
+      </w:pPr>
+      <w:r>
+        <w:rPr>
+          <w:color w:val="000000"/>
+        </w:rPr>
+        <w:t>Câu 7: The book which/that I bought is new.</w:t>
+      </w:r>
+    </w:p>
+    <w:p>
+      <w:pPr>
+        <w:spacing w:before="60" w:after="120"/>
+      </w:pPr>
+      <w:r>
+        <w:rPr>
+          <w:color w:val="000000"/>
+        </w:rPr>
+        <w:t>Câu 8: The girl whose father is a teacher is Lan.</w:t>
+      </w:r>
+    </w:p>
+    <w:p>
+      <w:pPr>
+        <w:spacing w:before="60" w:after="120"/>
+      </w:pPr>
+      <w:r>
+        <w:rPr>
+          <w:color w:val="000000"/>
+        </w:rPr>
+        <w:t>Câu 9: This is the park where we exercise.</w:t>
+      </w:r>
+    </w:p>
+    <w:p>
+      <w:pPr>
+        <w:spacing w:before="60" w:after="120"/>
+      </w:pPr>
+      <w:r>
+        <w:rPr>
+          <w:color w:val="000000"/>
+        </w:rPr>
+        <w:t>Câu 10: I remember the place where we met.</w:t>
+      </w:r>
+    </w:p>
+    <w:p>
+      <w:pPr>
+        <w:spacing w:before="240" w:after="60"/>
+        <w:keepNext/>
+      </w:pPr>
+      <w:r>
+        <w:rPr>
+          <w:color w:val="000000"/>
           <w:b/>
         </w:rPr>
-        <w:t xml:space="preserve">PHẦN 8: 1 The woman who lives next door is a doctor. 2 This is the book which/that I bought. 3 I know a girl whose father is a pilot. 4 This is the place where we met. 5 I remember the day when we graduated. 6 Hanoi, which is the capital of Vietnam, is very busy. 7 Students who work hard will improve. 8 The car stolen yesterday has been found. 9 Lan was the first person to arrive. 10 I do not know the reason why he left.</w:t>
-      </w:r>
-    </w:p>
-    <w:p>
-      <w:r>
-        <w:rPr>
+        <w:t>PHẦN 7</w:t>
+      </w:r>
+    </w:p>
+    <w:p>
+      <w:pPr>
+        <w:spacing w:before="60" w:after="120"/>
+      </w:pPr>
+      <w:r>
+        <w:rPr>
+          <w:color w:val="000000"/>
+        </w:rPr>
+        <w:t>Câu 1: Có thể lược bỏ: The book I bought is useful.</w:t>
+      </w:r>
+    </w:p>
+    <w:p>
+      <w:pPr>
+        <w:spacing w:before="60" w:after="120"/>
+      </w:pPr>
+      <w:r>
+        <w:rPr>
+          <w:color w:val="000000"/>
+        </w:rPr>
+        <w:t>Câu 2: Không thể lược bỏ who: The man who lives here is friendly.</w:t>
+      </w:r>
+    </w:p>
+    <w:p>
+      <w:pPr>
+        <w:spacing w:before="60" w:after="120"/>
+      </w:pPr>
+      <w:r>
+        <w:rPr>
+          <w:color w:val="000000"/>
+        </w:rPr>
+        <w:t>Câu 3: Có thể lược bỏ: The film we watched was long.</w:t>
+      </w:r>
+    </w:p>
+    <w:p>
+      <w:pPr>
+        <w:spacing w:before="60" w:after="120"/>
+      </w:pPr>
+      <w:r>
+        <w:rPr>
+          <w:color w:val="000000"/>
+        </w:rPr>
+        <w:t>Câu 4: Có thể lược bỏ: The student the teacher praised smiled.</w:t>
+      </w:r>
+    </w:p>
+    <w:p>
+      <w:pPr>
+        <w:spacing w:before="60" w:after="120"/>
+      </w:pPr>
+      <w:r>
+        <w:rPr>
+          <w:color w:val="000000"/>
+        </w:rPr>
+        <w:t>Câu 5: Không thể lược bỏ which: The phone which is ringing is mine.</w:t>
+      </w:r>
+    </w:p>
+    <w:p>
+      <w:pPr>
+        <w:spacing w:before="60" w:after="120"/>
+      </w:pPr>
+      <w:r>
+        <w:rPr>
+          <w:color w:val="000000"/>
+        </w:rPr>
+        <w:t>Câu 6: Có thể lược bỏ: The meal Lan cooked was delicious.</w:t>
+      </w:r>
+    </w:p>
+    <w:p>
+      <w:pPr>
+        <w:spacing w:before="60" w:after="120"/>
+      </w:pPr>
+      <w:r>
+        <w:rPr>
+          <w:color w:val="000000"/>
+        </w:rPr>
+        <w:t>Câu 7: Không thể lược bỏ who: The woman who called you is my aunt.</w:t>
+      </w:r>
+    </w:p>
+    <w:p>
+      <w:pPr>
+        <w:spacing w:before="60" w:after="120"/>
+      </w:pPr>
+      <w:r>
+        <w:rPr>
+          <w:color w:val="000000"/>
+        </w:rPr>
+        <w:t>Câu 8: Có thể lược bỏ: The bag I lost was new.</w:t>
+      </w:r>
+    </w:p>
+    <w:p>
+      <w:pPr>
+        <w:spacing w:before="60" w:after="120"/>
+      </w:pPr>
+      <w:r>
+        <w:rPr>
+          <w:color w:val="000000"/>
+        </w:rPr>
+        <w:t>Câu 9: Có thể lược bỏ: The car Nam drives is electric.</w:t>
+      </w:r>
+    </w:p>
+    <w:p>
+      <w:pPr>
+        <w:spacing w:before="60" w:after="120"/>
+      </w:pPr>
+      <w:r>
+        <w:rPr>
+          <w:color w:val="000000"/>
+        </w:rPr>
+        <w:t>Câu 10: Không thể lược bỏ who: The people who work here are helpful.</w:t>
+      </w:r>
+    </w:p>
+    <w:p>
+      <w:pPr>
+        <w:spacing w:before="240" w:after="60"/>
+        <w:keepNext/>
+      </w:pPr>
+      <w:r>
+        <w:rPr>
+          <w:color w:val="000000"/>
           <w:b/>
         </w:rPr>
-        <w:t xml:space="preserve">PHẦN 9: 1. Students who enjoy technology. 2. Ms Hoa. 3. A local company. 4. On Friday. 5. The first team to complete a useful robot.</w:t>
-      </w:r>
-    </w:p>
-    <w:p>
-      <w:r>
-        <w:rPr>
+        <w:t>PHẦN 8</w:t>
+      </w:r>
+    </w:p>
+    <w:p>
+      <w:pPr>
+        <w:spacing w:before="60" w:after="120"/>
+      </w:pPr>
+      <w:r>
+        <w:rPr>
+          <w:color w:val="000000"/>
+        </w:rPr>
+        <w:t>Câu 1: The woman who lives next door is a doctor.</w:t>
+      </w:r>
+    </w:p>
+    <w:p>
+      <w:pPr>
+        <w:spacing w:before="60" w:after="120"/>
+      </w:pPr>
+      <w:r>
+        <w:rPr>
+          <w:color w:val="000000"/>
+        </w:rPr>
+        <w:t>Câu 2: This is the book which/that I bought.</w:t>
+      </w:r>
+    </w:p>
+    <w:p>
+      <w:pPr>
+        <w:spacing w:before="60" w:after="120"/>
+      </w:pPr>
+      <w:r>
+        <w:rPr>
+          <w:color w:val="000000"/>
+        </w:rPr>
+        <w:t>Câu 3: I know a girl whose father is a pilot.</w:t>
+      </w:r>
+    </w:p>
+    <w:p>
+      <w:pPr>
+        <w:spacing w:before="60" w:after="120"/>
+      </w:pPr>
+      <w:r>
+        <w:rPr>
+          <w:color w:val="000000"/>
+        </w:rPr>
+        <w:t>Câu 4: This is the place where we met.</w:t>
+      </w:r>
+    </w:p>
+    <w:p>
+      <w:pPr>
+        <w:spacing w:before="60" w:after="120"/>
+      </w:pPr>
+      <w:r>
+        <w:rPr>
+          <w:color w:val="000000"/>
+        </w:rPr>
+        <w:t>Câu 5: I remember the day when we graduated.</w:t>
+      </w:r>
+    </w:p>
+    <w:p>
+      <w:pPr>
+        <w:spacing w:before="60" w:after="120"/>
+      </w:pPr>
+      <w:r>
+        <w:rPr>
+          <w:color w:val="000000"/>
+        </w:rPr>
+        <w:t>Câu 6: Hanoi, which is the capital of Vietnam, is very busy.</w:t>
+      </w:r>
+    </w:p>
+    <w:p>
+      <w:pPr>
+        <w:spacing w:before="60" w:after="120"/>
+      </w:pPr>
+      <w:r>
+        <w:rPr>
+          <w:color w:val="000000"/>
+        </w:rPr>
+        <w:t>Câu 7: Students who work hard will improve.</w:t>
+      </w:r>
+    </w:p>
+    <w:p>
+      <w:pPr>
+        <w:spacing w:before="60" w:after="120"/>
+      </w:pPr>
+      <w:r>
+        <w:rPr>
+          <w:color w:val="000000"/>
+        </w:rPr>
+        <w:t>Câu 8: The car stolen yesterday has been found.</w:t>
+      </w:r>
+    </w:p>
+    <w:p>
+      <w:pPr>
+        <w:spacing w:before="60" w:after="120"/>
+      </w:pPr>
+      <w:r>
+        <w:rPr>
+          <w:color w:val="000000"/>
+        </w:rPr>
+        <w:t>Câu 9: Lan was the first person to arrive.</w:t>
+      </w:r>
+    </w:p>
+    <w:p>
+      <w:pPr>
+        <w:spacing w:before="60" w:after="120"/>
+      </w:pPr>
+      <w:r>
+        <w:rPr>
+          <w:color w:val="000000"/>
+        </w:rPr>
+        <w:t>Câu 10: I do not know the reason why he left.</w:t>
+      </w:r>
+    </w:p>
+    <w:p>
+      <w:pPr>
+        <w:spacing w:before="240" w:after="60"/>
+        <w:keepNext/>
+      </w:pPr>
+      <w:r>
+        <w:rPr>
+          <w:color w:val="000000"/>
           <w:b/>
         </w:rPr>
-        <w:t xml:space="preserve">BÀI VIẾT MẪU (99 từ): Our school has a technology club for students who enjoy solving practical problems. Ms Hoa, whose robotics team won a national prize, leads the club. Friday is the day when members meet in the laboratory where science lessons are held. The computers donated by a local company are available to everyone. Students wishing to join must complete a short form. The first team to design a useful robot will represent our school at a city competition. My friend Nam, who is excellent at programming, is building a machine that can sort plastic waste. I hope our project will succeed.</w:t>
+        <w:t>PHẦN 9</w:t>
+      </w:r>
+    </w:p>
+    <w:p>
+      <w:pPr>
+        <w:spacing w:before="60" w:after="120"/>
+      </w:pPr>
+      <w:r>
+        <w:rPr>
+          <w:color w:val="000000"/>
+        </w:rPr>
+        <w:t>Câu 1: Students who enjoy technology.</w:t>
+      </w:r>
+    </w:p>
+    <w:p>
+      <w:pPr>
+        <w:spacing w:before="60" w:after="120"/>
+      </w:pPr>
+      <w:r>
+        <w:rPr>
+          <w:color w:val="000000"/>
+        </w:rPr>
+        <w:t>Câu 2: Ms Hoa.</w:t>
+      </w:r>
+    </w:p>
+    <w:p>
+      <w:pPr>
+        <w:spacing w:before="60" w:after="120"/>
+      </w:pPr>
+      <w:r>
+        <w:rPr>
+          <w:color w:val="000000"/>
+        </w:rPr>
+        <w:t>Câu 3: A local company.</w:t>
+      </w:r>
+    </w:p>
+    <w:p>
+      <w:pPr>
+        <w:spacing w:before="60" w:after="120"/>
+      </w:pPr>
+      <w:r>
+        <w:rPr>
+          <w:color w:val="000000"/>
+        </w:rPr>
+        <w:t>Câu 4: On Friday.</w:t>
+      </w:r>
+    </w:p>
+    <w:p>
+      <w:pPr>
+        <w:spacing w:before="60" w:after="120"/>
+      </w:pPr>
+      <w:r>
+        <w:rPr>
+          <w:color w:val="000000"/>
+        </w:rPr>
+        <w:t>Câu 5: The first team to complete a useful robot.</w:t>
+      </w:r>
+    </w:p>
+    <w:p>
+      <w:pPr>
+        <w:spacing w:before="240" w:after="60"/>
+        <w:keepNext/>
+      </w:pPr>
+      <w:r>
+        <w:rPr>
+          <w:color w:val="000000"/>
+          <w:b/>
+        </w:rPr>
+        <w:t>PHẦN 10</w:t>
+      </w:r>
+    </w:p>
+    <w:p>
+      <w:pPr>
+        <w:spacing w:before="240" w:after="60"/>
+        <w:keepNext/>
+      </w:pPr>
+      <w:r>
+        <w:rPr>
+          <w:color w:val="000000"/>
+          <w:b/>
+        </w:rPr>
+        <w:t>Câu trả lời tham khảo</w:t>
+      </w:r>
+    </w:p>
+    <w:p>
+      <w:pPr>
+        <w:spacing w:before="0" w:after="160"/>
+      </w:pPr>
+      <w:r>
+        <w:rPr>
+          <w:color w:val="000000"/>
+        </w:rPr>
+        <w:t>BÀI VIẾT MẪU (99 từ): Our school has a technology club for students who enjoy solving practical problems. Ms Hoa, whose robotics team won a national prize, leads the club. Friday is the day when members meet in the laboratory where science lessons are held. The computers donated by a local company are available to everyone. Students wishing to join must complete a short form. The first team to design a useful robot will represent our school at a city competition. My friend Nam, who is excellent at programming, is building a machine that can sort plastic waste. I hope our project will succeed.</w:t>
       </w:r>
     </w:p>
     <w:sectPr>
